--- a/doc/ci_improve_plan/ant_code_standard.docx
+++ b/doc/ci_improve_plan/ant_code_standard.docx
@@ -206,11 +206,6 @@
       </w:r>
     </w:p>
     <w:p>
-      <w:pPr>
-        <w:rPr>
-          <w:rFonts w:hint="eastAsia"/>
-        </w:rPr>
-      </w:pPr>
       <w:r>
         <w:rPr>
           <w:rFonts w:hint="eastAsia"/>
@@ -723,6 +718,11 @@
       </w:r>
     </w:p>
     <w:p>
+      <w:pPr>
+        <w:rPr>
+          <w:color w:val="31849B" w:themeColor="accent5" w:themeShade="BF"/>
+        </w:rPr>
+      </w:pPr>
       <w:r>
         <w:tab/>
       </w:r>
@@ -733,16 +733,35 @@
         <w:tab/>
       </w:r>
       <w:r>
+        <w:rPr>
+          <w:color w:val="31849B" w:themeColor="accent5" w:themeShade="BF"/>
+        </w:rPr>
         <w:t>&lt;staf  location="@{testhost}" service="FS"</w:t>
       </w:r>
     </w:p>
     <w:p>
-      <w:r>
+      <w:pPr>
+        <w:rPr>
+          <w:color w:val="31849B" w:themeColor="accent5" w:themeShade="BF"/>
+        </w:rPr>
+      </w:pPr>
+      <w:r>
+        <w:rPr>
+          <w:color w:val="31849B" w:themeColor="accent5" w:themeShade="BF"/>
+        </w:rPr>
         <w:t xml:space="preserve">          request="DELETE ENTRY ${INSTALL_DIR} RECURSE CONFIRM"</w:t>
       </w:r>
     </w:p>
     <w:p>
-      <w:r>
+      <w:pPr>
+        <w:rPr>
+          <w:color w:val="31849B" w:themeColor="accent5" w:themeShade="BF"/>
+        </w:rPr>
+      </w:pPr>
+      <w:r>
+        <w:rPr>
+          <w:color w:val="31849B" w:themeColor="accent5" w:themeShade="BF"/>
+        </w:rPr>
         <w:t xml:space="preserve">          throwBuildException=""/&gt;</w:t>
       </w:r>
     </w:p>
@@ -1097,52 +1116,132 @@
       </w:r>
     </w:p>
     <w:p>
-      <w:r>
+      <w:pPr>
+        <w:rPr>
+          <w:color w:val="31849B" w:themeColor="accent5" w:themeShade="BF"/>
+        </w:rPr>
+      </w:pPr>
+      <w:r>
+        <w:rPr>
+          <w:color w:val="31849B" w:themeColor="accent5" w:themeShade="BF"/>
+        </w:rPr>
         <w:t xml:space="preserve">&lt;project default="main" &gt;  </w:t>
       </w:r>
     </w:p>
     <w:p>
-      <w:r>
+      <w:pPr>
+        <w:rPr>
+          <w:color w:val="31849B" w:themeColor="accent5" w:themeShade="BF"/>
+        </w:rPr>
+      </w:pPr>
+      <w:r>
+        <w:rPr>
+          <w:color w:val="31849B" w:themeColor="accent5" w:themeShade="BF"/>
+        </w:rPr>
         <w:t xml:space="preserve">   ……</w:t>
       </w:r>
     </w:p>
     <w:p>
-      <w:r>
+      <w:pPr>
+        <w:rPr>
+          <w:color w:val="31849B" w:themeColor="accent5" w:themeShade="BF"/>
+        </w:rPr>
+      </w:pPr>
+      <w:r>
+        <w:rPr>
+          <w:color w:val="31849B" w:themeColor="accent5" w:themeShade="BF"/>
+        </w:rPr>
         <w:t xml:space="preserve">   &lt;target name="main"&gt;</w:t>
       </w:r>
     </w:p>
     <w:p>
-      <w:r>
+      <w:pPr>
+        <w:rPr>
+          <w:color w:val="31849B" w:themeColor="accent5" w:themeShade="BF"/>
+        </w:rPr>
+      </w:pPr>
+      <w:r>
+        <w:rPr>
+          <w:color w:val="31849B" w:themeColor="accent5" w:themeShade="BF"/>
+        </w:rPr>
         <w:t xml:space="preserve">      &lt;antcall target="uninstall"/&gt;</w:t>
       </w:r>
     </w:p>
     <w:p>
-      <w:r>
+      <w:pPr>
+        <w:rPr>
+          <w:color w:val="31849B" w:themeColor="accent5" w:themeShade="BF"/>
+        </w:rPr>
+      </w:pPr>
+      <w:r>
+        <w:rPr>
+          <w:color w:val="31849B" w:themeColor="accent5" w:themeShade="BF"/>
+        </w:rPr>
         <w:t xml:space="preserve">      &lt;antcallback target="ready_package" return="package_name"/&gt; </w:t>
       </w:r>
     </w:p>
     <w:p>
-      <w:r>
+      <w:pPr>
+        <w:rPr>
+          <w:color w:val="31849B" w:themeColor="accent5" w:themeShade="BF"/>
+        </w:rPr>
+      </w:pPr>
+      <w:r>
+        <w:rPr>
+          <w:color w:val="31849B" w:themeColor="accent5" w:themeShade="BF"/>
+        </w:rPr>
         <w:t xml:space="preserve">      &lt;antcall target="install"/&gt;</w:t>
       </w:r>
     </w:p>
     <w:p>
-      <w:r>
+      <w:pPr>
+        <w:rPr>
+          <w:color w:val="31849B" w:themeColor="accent5" w:themeShade="BF"/>
+        </w:rPr>
+      </w:pPr>
+      <w:r>
+        <w:rPr>
+          <w:color w:val="31849B" w:themeColor="accent5" w:themeShade="BF"/>
+        </w:rPr>
         <w:t xml:space="preserve">      &lt;antcall target="deploy"/&gt;    </w:t>
       </w:r>
     </w:p>
     <w:p>
-      <w:r>
+      <w:pPr>
+        <w:rPr>
+          <w:color w:val="31849B" w:themeColor="accent5" w:themeShade="BF"/>
+        </w:rPr>
+      </w:pPr>
+      <w:r>
+        <w:rPr>
+          <w:color w:val="31849B" w:themeColor="accent5" w:themeShade="BF"/>
+        </w:rPr>
         <w:t xml:space="preserve">   &lt;/target&gt;</w:t>
       </w:r>
     </w:p>
     <w:p>
-      <w:r>
+      <w:pPr>
+        <w:rPr>
+          <w:color w:val="31849B" w:themeColor="accent5" w:themeShade="BF"/>
+        </w:rPr>
+      </w:pPr>
+      <w:r>
+        <w:rPr>
+          <w:color w:val="31849B" w:themeColor="accent5" w:themeShade="BF"/>
+        </w:rPr>
         <w:t xml:space="preserve">   ……</w:t>
       </w:r>
     </w:p>
     <w:p>
-      <w:r>
+      <w:pPr>
+        <w:rPr>
+          <w:color w:val="31849B" w:themeColor="accent5" w:themeShade="BF"/>
+        </w:rPr>
+      </w:pPr>
+      <w:r>
+        <w:rPr>
+          <w:color w:val="31849B" w:themeColor="accent5" w:themeShade="BF"/>
+        </w:rPr>
         <w:t>&lt;/project&gt;</w:t>
       </w:r>
     </w:p>
@@ -1180,78 +1279,198 @@
       </w:r>
     </w:p>
     <w:p>
-      <w:r>
+      <w:pPr>
+        <w:rPr>
+          <w:color w:val="31849B" w:themeColor="accent5" w:themeShade="BF"/>
+        </w:rPr>
+      </w:pPr>
+      <w:r>
+        <w:rPr>
+          <w:color w:val="31849B" w:themeColor="accent5" w:themeShade="BF"/>
+        </w:rPr>
         <w:t xml:space="preserve">&lt;project default="main" &gt;  </w:t>
       </w:r>
     </w:p>
     <w:p>
-      <w:r>
+      <w:pPr>
+        <w:rPr>
+          <w:color w:val="31849B" w:themeColor="accent5" w:themeShade="BF"/>
+        </w:rPr>
+      </w:pPr>
+      <w:r>
+        <w:rPr>
+          <w:color w:val="31849B" w:themeColor="accent5" w:themeShade="BF"/>
+        </w:rPr>
         <w:t xml:space="preserve">   ……</w:t>
       </w:r>
     </w:p>
     <w:p>
-      <w:r>
+      <w:pPr>
+        <w:rPr>
+          <w:color w:val="31849B" w:themeColor="accent5" w:themeShade="BF"/>
+        </w:rPr>
+      </w:pPr>
+      <w:r>
+        <w:rPr>
+          <w:color w:val="31849B" w:themeColor="accent5" w:themeShade="BF"/>
+        </w:rPr>
         <w:t xml:space="preserve">   &lt;target name="uninstall" depends=" "&gt;</w:t>
       </w:r>
     </w:p>
     <w:p>
-      <w:r>
+      <w:pPr>
+        <w:rPr>
+          <w:color w:val="31849B" w:themeColor="accent5" w:themeShade="BF"/>
+        </w:rPr>
+      </w:pPr>
+      <w:r>
+        <w:rPr>
+          <w:color w:val="31849B" w:themeColor="accent5" w:themeShade="BF"/>
+        </w:rPr>
         <w:t xml:space="preserve">   &lt;/target&gt;</w:t>
       </w:r>
     </w:p>
     <w:p>
-      <w:r>
+      <w:pPr>
+        <w:rPr>
+          <w:color w:val="31849B" w:themeColor="accent5" w:themeShade="BF"/>
+        </w:rPr>
+      </w:pPr>
+      <w:r>
+        <w:rPr>
+          <w:color w:val="31849B" w:themeColor="accent5" w:themeShade="BF"/>
+        </w:rPr>
         <w:t xml:space="preserve">   ……</w:t>
       </w:r>
     </w:p>
     <w:p>
-      <w:r>
+      <w:pPr>
+        <w:rPr>
+          <w:color w:val="31849B" w:themeColor="accent5" w:themeShade="BF"/>
+        </w:rPr>
+      </w:pPr>
+      <w:r>
+        <w:rPr>
+          <w:color w:val="31849B" w:themeColor="accent5" w:themeShade="BF"/>
+        </w:rPr>
         <w:t xml:space="preserve">   &lt;target name="install" depends="uninstall"&gt;</w:t>
       </w:r>
     </w:p>
     <w:p>
-      <w:r>
+      <w:pPr>
+        <w:rPr>
+          <w:color w:val="31849B" w:themeColor="accent5" w:themeShade="BF"/>
+        </w:rPr>
+      </w:pPr>
+      <w:r>
+        <w:rPr>
+          <w:color w:val="31849B" w:themeColor="accent5" w:themeShade="BF"/>
+        </w:rPr>
         <w:t xml:space="preserve">   &lt;/target&gt;</w:t>
       </w:r>
     </w:p>
     <w:p>
-      <w:r>
+      <w:pPr>
+        <w:rPr>
+          <w:color w:val="31849B" w:themeColor="accent5" w:themeShade="BF"/>
+        </w:rPr>
+      </w:pPr>
+      <w:r>
+        <w:rPr>
+          <w:color w:val="31849B" w:themeColor="accent5" w:themeShade="BF"/>
+        </w:rPr>
         <w:t xml:space="preserve">   ……</w:t>
       </w:r>
     </w:p>
     <w:p>
-      <w:r>
+      <w:pPr>
+        <w:rPr>
+          <w:color w:val="31849B" w:themeColor="accent5" w:themeShade="BF"/>
+        </w:rPr>
+      </w:pPr>
+      <w:r>
+        <w:rPr>
+          <w:color w:val="31849B" w:themeColor="accent5" w:themeShade="BF"/>
+        </w:rPr>
         <w:t xml:space="preserve">   &lt;target name="deploy" depends="install"&gt;</w:t>
       </w:r>
     </w:p>
     <w:p>
-      <w:r>
+      <w:pPr>
+        <w:rPr>
+          <w:color w:val="31849B" w:themeColor="accent5" w:themeShade="BF"/>
+        </w:rPr>
+      </w:pPr>
+      <w:r>
+        <w:rPr>
+          <w:color w:val="31849B" w:themeColor="accent5" w:themeShade="BF"/>
+        </w:rPr>
         <w:t xml:space="preserve">   &lt;/target&gt;</w:t>
       </w:r>
     </w:p>
     <w:p>
-      <w:r>
+      <w:pPr>
+        <w:rPr>
+          <w:color w:val="31849B" w:themeColor="accent5" w:themeShade="BF"/>
+        </w:rPr>
+      </w:pPr>
+      <w:r>
+        <w:rPr>
+          <w:color w:val="31849B" w:themeColor="accent5" w:themeShade="BF"/>
+        </w:rPr>
         <w:t xml:space="preserve">   ……</w:t>
       </w:r>
     </w:p>
     <w:p>
-      <w:r>
+      <w:pPr>
+        <w:rPr>
+          <w:color w:val="31849B" w:themeColor="accent5" w:themeShade="BF"/>
+        </w:rPr>
+      </w:pPr>
+      <w:r>
+        <w:rPr>
+          <w:color w:val="31849B" w:themeColor="accent5" w:themeShade="BF"/>
+        </w:rPr>
         <w:t xml:space="preserve">   &lt;target name="clean" depends="deploy"&gt;</w:t>
       </w:r>
     </w:p>
     <w:p>
-      <w:r>
+      <w:pPr>
+        <w:rPr>
+          <w:color w:val="31849B" w:themeColor="accent5" w:themeShade="BF"/>
+        </w:rPr>
+      </w:pPr>
+      <w:r>
+        <w:rPr>
+          <w:color w:val="31849B" w:themeColor="accent5" w:themeShade="BF"/>
+        </w:rPr>
         <w:lastRenderedPageBreak/>
         <w:t xml:space="preserve">   &lt;/target&gt;</w:t>
       </w:r>
     </w:p>
     <w:p>
-      <w:r>
+      <w:pPr>
+        <w:rPr>
+          <w:color w:val="31849B" w:themeColor="accent5" w:themeShade="BF"/>
+        </w:rPr>
+      </w:pPr>
+      <w:r>
+        <w:rPr>
+          <w:color w:val="31849B" w:themeColor="accent5" w:themeShade="BF"/>
+        </w:rPr>
         <w:t xml:space="preserve">   ……</w:t>
       </w:r>
     </w:p>
     <w:p>
-      <w:r>
+      <w:pPr>
+        <w:rPr>
+          <w:color w:val="31849B" w:themeColor="accent5" w:themeShade="BF"/>
+        </w:rPr>
+      </w:pPr>
+      <w:r>
+        <w:rPr>
+          <w:color w:val="31849B" w:themeColor="accent5" w:themeShade="BF"/>
+        </w:rPr>
         <w:t>&lt;/project&gt;</w:t>
       </w:r>
     </w:p>
@@ -1371,7 +1590,535 @@
         <w:t>即可。</w:t>
       </w:r>
     </w:p>
-    <w:p/>
+    <w:p>
+      <w:pPr>
+        <w:pStyle w:val="Heading2"/>
+      </w:pPr>
+      <w:r>
+        <w:rPr>
+          <w:rFonts w:hint="eastAsia"/>
+        </w:rPr>
+        <w:t>&lt;exec&gt;</w:t>
+      </w:r>
+    </w:p>
+    <w:p>
+      <w:pPr>
+        <w:rPr>
+          <w:rFonts w:hint="eastAsia"/>
+        </w:rPr>
+      </w:pPr>
+      <w:r>
+        <w:rPr>
+          <w:rFonts w:hint="eastAsia"/>
+        </w:rPr>
+        <w:tab/>
+      </w:r>
+      <w:r>
+        <w:rPr>
+          <w:rFonts w:hint="eastAsia"/>
+        </w:rPr>
+        <w:tab/>
+      </w:r>
+      <w:r>
+        <w:rPr>
+          <w:rFonts w:hint="eastAsia"/>
+        </w:rPr>
+        <w:t>使用</w:t>
+      </w:r>
+      <w:r>
+        <w:rPr>
+          <w:rFonts w:hint="eastAsia"/>
+        </w:rPr>
+        <w:t>&lt;exec&gt;</w:t>
+      </w:r>
+      <w:r>
+        <w:rPr>
+          <w:rFonts w:hint="eastAsia"/>
+        </w:rPr>
+        <w:t>方法，如果</w:t>
+      </w:r>
+      <w:r>
+        <w:rPr>
+          <w:rFonts w:hint="eastAsia"/>
+        </w:rPr>
+        <w:t>failonerror</w:t>
+      </w:r>
+      <w:r>
+        <w:rPr>
+          <w:rFonts w:hint="eastAsia"/>
+        </w:rPr>
+        <w:t>为</w:t>
+      </w:r>
+      <w:r>
+        <w:rPr>
+          <w:rFonts w:hint="eastAsia"/>
+        </w:rPr>
+        <w:t>true</w:t>
+      </w:r>
+      <w:r>
+        <w:rPr>
+          <w:rFonts w:hint="eastAsia"/>
+        </w:rPr>
+        <w:t>，并将输出重定向到一个变量或者文件中时，须使用</w:t>
+      </w:r>
+      <w:r>
+        <w:t>logError</w:t>
+      </w:r>
+      <w:r>
+        <w:rPr>
+          <w:rFonts w:hint="eastAsia"/>
+        </w:rPr>
+        <w:t>打印出错误信息。否则</w:t>
+      </w:r>
+      <w:r>
+        <w:rPr>
+          <w:rFonts w:hint="eastAsia"/>
+        </w:rPr>
+        <w:t>&lt;exec&gt;</w:t>
+      </w:r>
+      <w:r>
+        <w:rPr>
+          <w:rFonts w:hint="eastAsia"/>
+        </w:rPr>
+        <w:t>执行失败时，只有返回码，没有错误信息，难以定位执行失败的原因。</w:t>
+      </w:r>
+    </w:p>
+    <w:p>
+      <w:pPr>
+        <w:rPr>
+          <w:rFonts w:hint="eastAsia"/>
+        </w:rPr>
+      </w:pPr>
+      <w:r>
+        <w:rPr>
+          <w:rFonts w:hint="eastAsia"/>
+        </w:rPr>
+        <w:tab/>
+      </w:r>
+      <w:r>
+        <w:rPr>
+          <w:rFonts w:hint="eastAsia"/>
+        </w:rPr>
+        <w:t>如：</w:t>
+      </w:r>
+    </w:p>
+    <w:p>
+      <w:pPr>
+        <w:rPr>
+          <w:color w:val="31849B" w:themeColor="accent5" w:themeShade="BF"/>
+        </w:rPr>
+      </w:pPr>
+      <w:r>
+        <w:rPr>
+          <w:color w:val="31849B" w:themeColor="accent5" w:themeShade="BF"/>
+        </w:rPr>
+        <w:t>&lt;project default="default"&gt;</w:t>
+      </w:r>
+    </w:p>
+    <w:p>
+      <w:pPr>
+        <w:rPr>
+          <w:color w:val="31849B" w:themeColor="accent5" w:themeShade="BF"/>
+        </w:rPr>
+      </w:pPr>
+      <w:r>
+        <w:rPr>
+          <w:color w:val="31849B" w:themeColor="accent5" w:themeShade="BF"/>
+        </w:rPr>
+        <w:t xml:space="preserve">   &lt;target name="default"&gt;</w:t>
+      </w:r>
+    </w:p>
+    <w:p>
+      <w:pPr>
+        <w:rPr>
+          <w:color w:val="31849B" w:themeColor="accent5" w:themeShade="BF"/>
+        </w:rPr>
+      </w:pPr>
+      <w:r>
+        <w:rPr>
+          <w:color w:val="31849B" w:themeColor="accent5" w:themeShade="BF"/>
+        </w:rPr>
+        <w:t xml:space="preserve">      &lt;exec executable="ls" failonerror="true" outputproperty="</w:t>
+      </w:r>
+      <w:r>
+        <w:rPr>
+          <w:rFonts w:hint="eastAsia"/>
+          <w:color w:val="31849B" w:themeColor="accent5" w:themeShade="BF"/>
+        </w:rPr>
+        <w:t>out</w:t>
+      </w:r>
+      <w:r>
+        <w:rPr>
+          <w:color w:val="31849B" w:themeColor="accent5" w:themeShade="BF"/>
+        </w:rPr>
+        <w:t>"&gt;</w:t>
+      </w:r>
+    </w:p>
+    <w:p>
+      <w:pPr>
+        <w:rPr>
+          <w:color w:val="31849B" w:themeColor="accent5" w:themeShade="BF"/>
+        </w:rPr>
+      </w:pPr>
+      <w:r>
+        <w:rPr>
+          <w:color w:val="31849B" w:themeColor="accent5" w:themeShade="BF"/>
+        </w:rPr>
+        <w:t xml:space="preserve">         &lt;arg line="-123"/&gt;</w:t>
+      </w:r>
+    </w:p>
+    <w:p>
+      <w:pPr>
+        <w:rPr>
+          <w:color w:val="31849B" w:themeColor="accent5" w:themeShade="BF"/>
+        </w:rPr>
+      </w:pPr>
+      <w:r>
+        <w:rPr>
+          <w:color w:val="31849B" w:themeColor="accent5" w:themeShade="BF"/>
+        </w:rPr>
+        <w:t xml:space="preserve">      &lt;/exec&gt;</w:t>
+      </w:r>
+    </w:p>
+    <w:p>
+      <w:pPr>
+        <w:rPr>
+          <w:color w:val="31849B" w:themeColor="accent5" w:themeShade="BF"/>
+        </w:rPr>
+      </w:pPr>
+      <w:r>
+        <w:rPr>
+          <w:color w:val="31849B" w:themeColor="accent5" w:themeShade="BF"/>
+        </w:rPr>
+        <w:t xml:space="preserve">      &lt;echo message="${screen_output}"/&gt;</w:t>
+      </w:r>
+    </w:p>
+    <w:p>
+      <w:pPr>
+        <w:rPr>
+          <w:color w:val="31849B" w:themeColor="accent5" w:themeShade="BF"/>
+        </w:rPr>
+      </w:pPr>
+      <w:r>
+        <w:rPr>
+          <w:color w:val="31849B" w:themeColor="accent5" w:themeShade="BF"/>
+        </w:rPr>
+        <w:t xml:space="preserve">   &lt;/target&gt;</w:t>
+      </w:r>
+    </w:p>
+    <w:p>
+      <w:pPr>
+        <w:rPr>
+          <w:rFonts w:hint="eastAsia"/>
+          <w:color w:val="31849B" w:themeColor="accent5" w:themeShade="BF"/>
+        </w:rPr>
+      </w:pPr>
+      <w:r>
+        <w:rPr>
+          <w:color w:val="31849B" w:themeColor="accent5" w:themeShade="BF"/>
+        </w:rPr>
+        <w:t>&lt;/project&gt;</w:t>
+      </w:r>
+    </w:p>
+    <w:p>
+      <w:pPr>
+        <w:rPr>
+          <w:rFonts w:hint="eastAsia"/>
+        </w:rPr>
+      </w:pPr>
+      <w:r>
+        <w:rPr>
+          <w:rFonts w:hint="eastAsia"/>
+        </w:rPr>
+        <w:t>执行结果如下，只打印出来返回码为</w:t>
+      </w:r>
+      <w:r>
+        <w:rPr>
+          <w:rFonts w:hint="eastAsia"/>
+        </w:rPr>
+        <w:t>2</w:t>
+      </w:r>
+    </w:p>
+    <w:p>
+      <w:pPr>
+        <w:rPr>
+          <w:color w:val="31849B" w:themeColor="accent5" w:themeShade="BF"/>
+        </w:rPr>
+      </w:pPr>
+      <w:r>
+        <w:rPr>
+          <w:color w:val="31849B" w:themeColor="accent5" w:themeShade="BF"/>
+        </w:rPr>
+        <w:t>default:</w:t>
+      </w:r>
+    </w:p>
+    <w:p>
+      <w:pPr>
+        <w:rPr>
+          <w:color w:val="31849B" w:themeColor="accent5" w:themeShade="BF"/>
+        </w:rPr>
+      </w:pPr>
+      <w:r>
+        <w:rPr>
+          <w:color w:val="31849B" w:themeColor="accent5" w:themeShade="BF"/>
+        </w:rPr>
+        <w:t>BUILD FAILED</w:t>
+      </w:r>
+    </w:p>
+    <w:p>
+      <w:pPr>
+        <w:rPr>
+          <w:rFonts w:hint="eastAsia"/>
+          <w:color w:val="31849B" w:themeColor="accent5" w:themeShade="BF"/>
+        </w:rPr>
+      </w:pPr>
+      <w:r>
+        <w:rPr>
+          <w:color w:val="31849B" w:themeColor="accent5" w:themeShade="BF"/>
+        </w:rPr>
+        <w:t>/home/yuting/build.xml:3: exec returned: 2</w:t>
+      </w:r>
+    </w:p>
+    <w:p>
+      <w:pPr>
+        <w:rPr>
+          <w:rFonts w:hint="eastAsia"/>
+        </w:rPr>
+      </w:pPr>
+      <w:r>
+        <w:rPr>
+          <w:rFonts w:hint="eastAsia"/>
+        </w:rPr>
+        <w:t>修改代码为：</w:t>
+      </w:r>
+    </w:p>
+    <w:p>
+      <w:pPr>
+        <w:rPr>
+          <w:color w:val="31849B" w:themeColor="accent5" w:themeShade="BF"/>
+        </w:rPr>
+      </w:pPr>
+      <w:r>
+        <w:rPr>
+          <w:color w:val="31849B" w:themeColor="accent5" w:themeShade="BF"/>
+        </w:rPr>
+        <w:t>&lt;project default="default"&gt;</w:t>
+      </w:r>
+    </w:p>
+    <w:p>
+      <w:pPr>
+        <w:rPr>
+          <w:color w:val="31849B" w:themeColor="accent5" w:themeShade="BF"/>
+        </w:rPr>
+      </w:pPr>
+      <w:r>
+        <w:rPr>
+          <w:color w:val="31849B" w:themeColor="accent5" w:themeShade="BF"/>
+        </w:rPr>
+        <w:t xml:space="preserve">   &lt;target name="default"&gt;</w:t>
+      </w:r>
+    </w:p>
+    <w:p>
+      <w:pPr>
+        <w:rPr>
+          <w:color w:val="31849B" w:themeColor="accent5" w:themeShade="BF"/>
+        </w:rPr>
+      </w:pPr>
+      <w:r>
+        <w:rPr>
+          <w:color w:val="31849B" w:themeColor="accent5" w:themeShade="BF"/>
+        </w:rPr>
+        <w:t xml:space="preserve">      &lt;exec executable="ls" logError="</w:t>
+      </w:r>
+      <w:r>
+        <w:rPr>
+          <w:rFonts w:hint="eastAsia"/>
+          <w:color w:val="31849B" w:themeColor="accent5" w:themeShade="BF"/>
+        </w:rPr>
+        <w:t>true</w:t>
+      </w:r>
+      <w:r>
+        <w:rPr>
+          <w:color w:val="31849B" w:themeColor="accent5" w:themeShade="BF"/>
+        </w:rPr>
+        <w:t>" failonerror="true" outputproperty="</w:t>
+      </w:r>
+      <w:r>
+        <w:rPr>
+          <w:rFonts w:hint="eastAsia"/>
+          <w:color w:val="31849B" w:themeColor="accent5" w:themeShade="BF"/>
+        </w:rPr>
+        <w:t>out</w:t>
+      </w:r>
+      <w:r>
+        <w:rPr>
+          <w:color w:val="31849B" w:themeColor="accent5" w:themeShade="BF"/>
+        </w:rPr>
+        <w:t>"&gt;</w:t>
+      </w:r>
+    </w:p>
+    <w:p>
+      <w:pPr>
+        <w:rPr>
+          <w:color w:val="31849B" w:themeColor="accent5" w:themeShade="BF"/>
+        </w:rPr>
+      </w:pPr>
+      <w:r>
+        <w:rPr>
+          <w:color w:val="31849B" w:themeColor="accent5" w:themeShade="BF"/>
+        </w:rPr>
+        <w:t xml:space="preserve">         &lt;arg line="-123"/&gt;</w:t>
+      </w:r>
+    </w:p>
+    <w:p>
+      <w:pPr>
+        <w:rPr>
+          <w:color w:val="31849B" w:themeColor="accent5" w:themeShade="BF"/>
+        </w:rPr>
+      </w:pPr>
+      <w:r>
+        <w:rPr>
+          <w:color w:val="31849B" w:themeColor="accent5" w:themeShade="BF"/>
+        </w:rPr>
+        <w:t xml:space="preserve">      &lt;/exec&gt;</w:t>
+      </w:r>
+    </w:p>
+    <w:p>
+      <w:pPr>
+        <w:rPr>
+          <w:color w:val="31849B" w:themeColor="accent5" w:themeShade="BF"/>
+        </w:rPr>
+      </w:pPr>
+      <w:r>
+        <w:rPr>
+          <w:color w:val="31849B" w:themeColor="accent5" w:themeShade="BF"/>
+        </w:rPr>
+        <w:t xml:space="preserve">      &lt;echo message="${screen_output}"/&gt;</w:t>
+      </w:r>
+    </w:p>
+    <w:p>
+      <w:pPr>
+        <w:rPr>
+          <w:color w:val="31849B" w:themeColor="accent5" w:themeShade="BF"/>
+        </w:rPr>
+      </w:pPr>
+      <w:r>
+        <w:rPr>
+          <w:color w:val="31849B" w:themeColor="accent5" w:themeShade="BF"/>
+        </w:rPr>
+        <w:t xml:space="preserve">   &lt;/target&gt;</w:t>
+      </w:r>
+    </w:p>
+    <w:p>
+      <w:pPr>
+        <w:rPr>
+          <w:rFonts w:hint="eastAsia"/>
+          <w:color w:val="31849B" w:themeColor="accent5" w:themeShade="BF"/>
+        </w:rPr>
+      </w:pPr>
+      <w:r>
+        <w:rPr>
+          <w:color w:val="31849B" w:themeColor="accent5" w:themeShade="BF"/>
+        </w:rPr>
+        <w:t>&lt;/project&gt;</w:t>
+      </w:r>
+    </w:p>
+    <w:p>
+      <w:pPr>
+        <w:rPr>
+          <w:rFonts w:hint="eastAsia"/>
+        </w:rPr>
+      </w:pPr>
+      <w:r>
+        <w:rPr>
+          <w:rFonts w:hint="eastAsia"/>
+        </w:rPr>
+        <w:t>执行结果为，打印出了错误信息</w:t>
+      </w:r>
+      <w:r>
+        <w:rPr>
+          <w:rFonts w:hint="eastAsia"/>
+        </w:rPr>
+        <w:t>，以方便定位执行失败的原因</w:t>
+      </w:r>
+      <w:r>
+        <w:rPr>
+          <w:rFonts w:hint="eastAsia"/>
+        </w:rPr>
+        <w:t>：</w:t>
+      </w:r>
+    </w:p>
+    <w:p>
+      <w:pPr>
+        <w:rPr>
+          <w:color w:val="31849B" w:themeColor="accent5" w:themeShade="BF"/>
+        </w:rPr>
+      </w:pPr>
+      <w:r>
+        <w:rPr>
+          <w:color w:val="31849B" w:themeColor="accent5" w:themeShade="BF"/>
+        </w:rPr>
+        <w:t>default:</w:t>
+      </w:r>
+    </w:p>
+    <w:p>
+      <w:pPr>
+        <w:rPr>
+          <w:color w:val="31849B" w:themeColor="accent5" w:themeShade="BF"/>
+        </w:rPr>
+      </w:pPr>
+      <w:r>
+        <w:rPr>
+          <w:color w:val="31849B" w:themeColor="accent5" w:themeShade="BF"/>
+        </w:rPr>
+        <w:t xml:space="preserve">     [exec] ls: invalid option -- '2'</w:t>
+      </w:r>
+    </w:p>
+    <w:p>
+      <w:pPr>
+        <w:rPr>
+          <w:color w:val="31849B" w:themeColor="accent5" w:themeShade="BF"/>
+        </w:rPr>
+      </w:pPr>
+      <w:r>
+        <w:rPr>
+          <w:color w:val="31849B" w:themeColor="accent5" w:themeShade="BF"/>
+        </w:rPr>
+        <w:t xml:space="preserve">     [exec] Try `ls --help' for more informat</w:t>
+      </w:r>
+      <w:r>
+        <w:rPr>
+          <w:color w:val="31849B" w:themeColor="accent5" w:themeShade="BF"/>
+        </w:rPr>
+        <w:t>ion.</w:t>
+      </w:r>
+    </w:p>
+    <w:p>
+      <w:pPr>
+        <w:rPr>
+          <w:color w:val="31849B" w:themeColor="accent5" w:themeShade="BF"/>
+        </w:rPr>
+      </w:pPr>
+      <w:r>
+        <w:rPr>
+          <w:color w:val="31849B" w:themeColor="accent5" w:themeShade="BF"/>
+        </w:rPr>
+        <w:t>BUILD FAILED</w:t>
+      </w:r>
+    </w:p>
+    <w:p>
+      <w:pPr>
+        <w:rPr>
+          <w:color w:val="31849B" w:themeColor="accent5" w:themeShade="BF"/>
+        </w:rPr>
+      </w:pPr>
+      <w:r>
+        <w:rPr>
+          <w:color w:val="31849B" w:themeColor="accent5" w:themeShade="BF"/>
+        </w:rPr>
+        <w:t>/home/yuting/build.xml:3: exec returned: 2</w:t>
+      </w:r>
+    </w:p>
     <w:sectPr>
       <w:pgSz w:w="11906" w:h="16838"/>
       <w:pgMar w:top="1440" w:right="1800" w:bottom="1440" w:left="1800" w:header="851" w:footer="992" w:gutter="0"/>

--- a/doc/ci_improve_plan/ant_code_standard.docx
+++ b/doc/ci_improve_plan/ant_code_standard.docx
@@ -1602,11 +1602,6 @@
       </w:r>
     </w:p>
     <w:p>
-      <w:pPr>
-        <w:rPr>
-          <w:rFonts w:hint="eastAsia"/>
-        </w:rPr>
-      </w:pPr>
       <w:r>
         <w:rPr>
           <w:rFonts w:hint="eastAsia"/>
@@ -1684,11 +1679,6 @@
       </w:r>
     </w:p>
     <w:p>
-      <w:pPr>
-        <w:rPr>
-          <w:rFonts w:hint="eastAsia"/>
-        </w:rPr>
-      </w:pPr>
       <w:r>
         <w:rPr>
           <w:rFonts w:hint="eastAsia"/>
@@ -1809,7 +1799,6 @@
     <w:p>
       <w:pPr>
         <w:rPr>
-          <w:rFonts w:hint="eastAsia"/>
           <w:color w:val="31849B" w:themeColor="accent5" w:themeShade="BF"/>
         </w:rPr>
       </w:pPr>
@@ -1821,11 +1810,6 @@
       </w:r>
     </w:p>
     <w:p>
-      <w:pPr>
-        <w:rPr>
-          <w:rFonts w:hint="eastAsia"/>
-        </w:rPr>
-      </w:pPr>
       <w:r>
         <w:rPr>
           <w:rFonts w:hint="eastAsia"/>
@@ -1868,7 +1852,6 @@
     <w:p>
       <w:pPr>
         <w:rPr>
-          <w:rFonts w:hint="eastAsia"/>
           <w:color w:val="31849B" w:themeColor="accent5" w:themeShade="BF"/>
         </w:rPr>
       </w:pPr>
@@ -1880,11 +1863,6 @@
       </w:r>
     </w:p>
     <w:p>
-      <w:pPr>
-        <w:rPr>
-          <w:rFonts w:hint="eastAsia"/>
-        </w:rPr>
-      </w:pPr>
       <w:r>
         <w:rPr>
           <w:rFonts w:hint="eastAsia"/>
@@ -2012,7 +1990,6 @@
     <w:p>
       <w:pPr>
         <w:rPr>
-          <w:rFonts w:hint="eastAsia"/>
           <w:color w:val="31849B" w:themeColor="accent5" w:themeShade="BF"/>
         </w:rPr>
       </w:pPr>
@@ -2024,11 +2001,6 @@
       </w:r>
     </w:p>
     <w:p>
-      <w:pPr>
-        <w:rPr>
-          <w:rFonts w:hint="eastAsia"/>
-        </w:rPr>
-      </w:pPr>
       <w:r>
         <w:rPr>
           <w:rFonts w:hint="eastAsia"/>
@@ -2109,6 +2081,7 @@
     <w:p>
       <w:pPr>
         <w:rPr>
+          <w:rFonts w:hint="eastAsia"/>
           <w:color w:val="31849B" w:themeColor="accent5" w:themeShade="BF"/>
         </w:rPr>
       </w:pPr>
@@ -2117,6 +2090,723 @@
           <w:color w:val="31849B" w:themeColor="accent5" w:themeShade="BF"/>
         </w:rPr>
         <w:t>/home/yuting/build.xml:3: exec returned: 2</w:t>
+      </w:r>
+    </w:p>
+    <w:p>
+      <w:pPr>
+        <w:rPr>
+          <w:rFonts w:hint="eastAsia"/>
+          <w:color w:val="31849B" w:themeColor="accent5" w:themeShade="BF"/>
+        </w:rPr>
+      </w:pPr>
+    </w:p>
+    <w:p>
+      <w:pPr>
+        <w:pStyle w:val="Heading2"/>
+        <w:rPr>
+          <w:rFonts w:hint="eastAsia"/>
+        </w:rPr>
+      </w:pPr>
+      <w:r>
+        <w:rPr>
+          <w:rFonts w:hint="eastAsia"/>
+        </w:rPr>
+        <w:lastRenderedPageBreak/>
+        <w:t>&lt;local&gt;</w:t>
+      </w:r>
+    </w:p>
+    <w:p>
+      <w:pPr>
+        <w:rPr>
+          <w:rFonts w:hint="eastAsia"/>
+        </w:rPr>
+      </w:pPr>
+      <w:r>
+        <w:rPr>
+          <w:rFonts w:hint="eastAsia"/>
+        </w:rPr>
+        <w:t xml:space="preserve">    </w:t>
+      </w:r>
+      <w:r>
+        <w:rPr>
+          <w:rFonts w:hint="eastAsia"/>
+        </w:rPr>
+        <w:t>for</w:t>
+      </w:r>
+      <w:r>
+        <w:rPr>
+          <w:rFonts w:hint="eastAsia"/>
+        </w:rPr>
+        <w:t>循环并发时，将</w:t>
+      </w:r>
+      <w:r>
+        <w:rPr>
+          <w:rFonts w:hint="eastAsia"/>
+        </w:rPr>
+        <w:t>param</w:t>
+      </w:r>
+      <w:r>
+        <w:rPr>
+          <w:rFonts w:hint="eastAsia"/>
+        </w:rPr>
+        <w:t>的不同值赋给</w:t>
+      </w:r>
+      <w:r>
+        <w:rPr>
+          <w:rFonts w:hint="eastAsia"/>
+        </w:rPr>
+        <w:t>var</w:t>
+      </w:r>
+      <w:r>
+        <w:rPr>
+          <w:rFonts w:hint="eastAsia"/>
+        </w:rPr>
+        <w:t>定义的变量，须使用</w:t>
+      </w:r>
+      <w:r>
+        <w:rPr>
+          <w:rFonts w:hint="eastAsia"/>
+        </w:rPr>
+        <w:t>local</w:t>
+      </w:r>
+      <w:r>
+        <w:rPr>
+          <w:rFonts w:hint="eastAsia"/>
+        </w:rPr>
+        <w:t>将变量定义为局部，</w:t>
+      </w:r>
+      <w:r>
+        <w:rPr>
+          <w:rFonts w:hint="eastAsia"/>
+        </w:rPr>
+        <w:t>如果将</w:t>
+      </w:r>
+      <w:r>
+        <w:rPr>
+          <w:rFonts w:hint="eastAsia"/>
+        </w:rPr>
+        <w:t>for</w:t>
+      </w:r>
+      <w:r>
+        <w:rPr>
+          <w:rFonts w:hint="eastAsia"/>
+        </w:rPr>
+        <w:t>的</w:t>
+      </w:r>
+      <w:r>
+        <w:rPr>
+          <w:rFonts w:hint="eastAsia"/>
+        </w:rPr>
+        <w:t>param</w:t>
+      </w:r>
+      <w:r>
+        <w:rPr>
+          <w:rFonts w:hint="eastAsia"/>
+        </w:rPr>
+        <w:t>不同的</w:t>
+      </w:r>
+      <w:r>
+        <w:rPr>
+          <w:rFonts w:hint="eastAsia"/>
+        </w:rPr>
+        <w:t>值赋给</w:t>
+      </w:r>
+      <w:r>
+        <w:rPr>
+          <w:rFonts w:hint="eastAsia"/>
+        </w:rPr>
+        <w:t>var</w:t>
+      </w:r>
+      <w:r>
+        <w:rPr>
+          <w:rFonts w:hint="eastAsia"/>
+        </w:rPr>
+        <w:t>定义的变量，且该循环的</w:t>
+      </w:r>
+      <w:r>
+        <w:t>parallel</w:t>
+      </w:r>
+      <w:r>
+        <w:rPr>
+          <w:rFonts w:hint="eastAsia"/>
+        </w:rPr>
+        <w:t>属性为</w:t>
+      </w:r>
+      <w:r>
+        <w:rPr>
+          <w:rFonts w:hint="eastAsia"/>
+        </w:rPr>
+        <w:t>true</w:t>
+      </w:r>
+      <w:r>
+        <w:rPr>
+          <w:rFonts w:hint="eastAsia"/>
+        </w:rPr>
+        <w:t>，</w:t>
+      </w:r>
+      <w:r>
+        <w:rPr>
+          <w:rFonts w:hint="eastAsia"/>
+        </w:rPr>
+        <w:t>该变量的值会出现重复</w:t>
+      </w:r>
+      <w:r>
+        <w:rPr>
+          <w:rFonts w:hint="eastAsia"/>
+        </w:rPr>
+        <w:t>的现象</w:t>
+      </w:r>
+      <w:r>
+        <w:rPr>
+          <w:rFonts w:hint="eastAsia"/>
+        </w:rPr>
+        <w:t>，如</w:t>
+      </w:r>
+      <w:r>
+        <w:rPr>
+          <w:rFonts w:hint="eastAsia"/>
+        </w:rPr>
+        <w:t>：</w:t>
+      </w:r>
+    </w:p>
+    <w:p>
+      <w:r>
+        <w:t>&lt;for list="</w:t>
+      </w:r>
+      <w:r>
+        <w:rPr>
+          <w:rFonts w:hint="eastAsia"/>
+        </w:rPr>
+        <w:t>1,2,3</w:t>
+      </w:r>
+      <w:r>
+        <w:t>" param="</w:t>
+      </w:r>
+      <w:r>
+        <w:rPr>
+          <w:rFonts w:hint="eastAsia"/>
+        </w:rPr>
+        <w:t>num</w:t>
+      </w:r>
+      <w:r>
+        <w:t>" parallel="true"&gt;</w:t>
+      </w:r>
+    </w:p>
+    <w:p>
+      <w:pPr>
+        <w:rPr>
+          <w:rFonts w:hint="eastAsia"/>
+        </w:rPr>
+      </w:pPr>
+      <w:r>
+        <w:t xml:space="preserve">    &lt;sequential&gt;</w:t>
+      </w:r>
+    </w:p>
+    <w:p>
+      <w:pPr>
+        <w:rPr>
+          <w:rFonts w:hint="eastAsia"/>
+        </w:rPr>
+      </w:pPr>
+      <w:r>
+        <w:rPr>
+          <w:rFonts w:hint="eastAsia"/>
+        </w:rPr>
+        <w:t xml:space="preserve">   </w:t>
+      </w:r>
+      <w:r>
+        <w:rPr>
+          <w:rFonts w:hint="eastAsia"/>
+        </w:rPr>
+        <w:t xml:space="preserve">    &lt;var name="ct" value="@{num}"/&gt;</w:t>
+      </w:r>
+    </w:p>
+    <w:p>
+      <w:pPr>
+        <w:rPr>
+          <w:rFonts w:hint="eastAsia"/>
+        </w:rPr>
+      </w:pPr>
+      <w:r>
+        <w:rPr>
+          <w:rFonts w:hint="eastAsia"/>
+        </w:rPr>
+        <w:t xml:space="preserve">       &lt;echo message="${ct}"/&gt;</w:t>
+      </w:r>
+    </w:p>
+    <w:p>
+      <w:pPr>
+        <w:rPr>
+          <w:rFonts w:hint="eastAsia"/>
+        </w:rPr>
+      </w:pPr>
+      <w:r>
+        <w:rPr>
+          <w:rFonts w:hint="eastAsia"/>
+        </w:rPr>
+        <w:t xml:space="preserve">    &lt;/</w:t>
+      </w:r>
+      <w:r>
+        <w:t xml:space="preserve"> </w:t>
+      </w:r>
+      <w:r>
+        <w:t>sequential</w:t>
+      </w:r>
+      <w:r>
+        <w:rPr>
+          <w:rFonts w:hint="eastAsia"/>
+        </w:rPr>
+        <w:t>&gt;</w:t>
+      </w:r>
+    </w:p>
+    <w:p>
+      <w:pPr>
+        <w:rPr>
+          <w:rFonts w:hint="eastAsia"/>
+        </w:rPr>
+      </w:pPr>
+      <w:r>
+        <w:rPr>
+          <w:rFonts w:hint="eastAsia"/>
+        </w:rPr>
+        <w:t>&lt;/for&gt;</w:t>
+      </w:r>
+    </w:p>
+    <w:p>
+      <w:pPr>
+        <w:rPr>
+          <w:rFonts w:hint="eastAsia"/>
+        </w:rPr>
+      </w:pPr>
+      <w:r>
+        <w:rPr>
+          <w:rFonts w:hint="eastAsia"/>
+        </w:rPr>
+        <w:t>打印的值可能是</w:t>
+      </w:r>
+      <w:r>
+        <w:rPr>
+          <w:rFonts w:hint="eastAsia"/>
+        </w:rPr>
+        <w:t>111</w:t>
+      </w:r>
+      <w:r>
+        <w:rPr>
+          <w:rFonts w:hint="eastAsia"/>
+        </w:rPr>
+        <w:t>、</w:t>
+      </w:r>
+      <w:r>
+        <w:rPr>
+          <w:rFonts w:hint="eastAsia"/>
+        </w:rPr>
+        <w:t>222</w:t>
+      </w:r>
+      <w:r>
+        <w:rPr>
+          <w:rFonts w:hint="eastAsia"/>
+        </w:rPr>
+        <w:t>、</w:t>
+      </w:r>
+      <w:r>
+        <w:rPr>
+          <w:rFonts w:hint="eastAsia"/>
+        </w:rPr>
+        <w:t>333</w:t>
+      </w:r>
+      <w:r>
+        <w:rPr>
+          <w:rFonts w:hint="eastAsia"/>
+        </w:rPr>
+        <w:t>、</w:t>
+      </w:r>
+      <w:r>
+        <w:rPr>
+          <w:rFonts w:hint="eastAsia"/>
+        </w:rPr>
+        <w:t>112</w:t>
+      </w:r>
+      <w:r>
+        <w:rPr>
+          <w:rFonts w:hint="eastAsia"/>
+        </w:rPr>
+        <w:t>、</w:t>
+      </w:r>
+      <w:r>
+        <w:rPr>
+          <w:rFonts w:hint="eastAsia"/>
+        </w:rPr>
+        <w:t>113...</w:t>
+      </w:r>
+    </w:p>
+    <w:p>
+      <w:pPr>
+        <w:rPr>
+          <w:rFonts w:hint="eastAsia"/>
+        </w:rPr>
+      </w:pPr>
+      <w:r>
+        <w:rPr>
+          <w:rFonts w:hint="eastAsia"/>
+        </w:rPr>
+        <w:t>为了解决上述问题</w:t>
+      </w:r>
+      <w:r>
+        <w:rPr>
+          <w:rFonts w:hint="eastAsia"/>
+        </w:rPr>
+        <w:t>，</w:t>
+      </w:r>
+      <w:r>
+        <w:rPr>
+          <w:rFonts w:hint="eastAsia"/>
+        </w:rPr>
+        <w:t>使用局部变量</w:t>
+      </w:r>
+      <w:r>
+        <w:rPr>
+          <w:rFonts w:hint="eastAsia"/>
+        </w:rPr>
+        <w:t>local</w:t>
+      </w:r>
+      <w:r>
+        <w:rPr>
+          <w:rFonts w:hint="eastAsia"/>
+        </w:rPr>
+        <w:t>，</w:t>
+      </w:r>
+      <w:r>
+        <w:rPr>
+          <w:rFonts w:hint="eastAsia"/>
+        </w:rPr>
+        <w:t>且方便</w:t>
+      </w:r>
+      <w:r>
+        <w:rPr>
+          <w:rFonts w:hint="eastAsia"/>
+        </w:rPr>
+        <w:t>快速找到对应局部变量的值</w:t>
+      </w:r>
+      <w:r>
+        <w:rPr>
+          <w:rFonts w:hint="eastAsia"/>
+        </w:rPr>
+        <w:t>，</w:t>
+      </w:r>
+      <w:r>
+        <w:rPr>
+          <w:rFonts w:hint="eastAsia"/>
+        </w:rPr>
+        <w:t>将</w:t>
+      </w:r>
+      <w:r>
+        <w:rPr>
+          <w:rFonts w:hint="eastAsia"/>
+        </w:rPr>
+        <w:t>local</w:t>
+      </w:r>
+      <w:r>
+        <w:rPr>
+          <w:rFonts w:hint="eastAsia"/>
+        </w:rPr>
+        <w:t>和</w:t>
+      </w:r>
+      <w:r>
+        <w:rPr>
+          <w:rFonts w:hint="eastAsia"/>
+        </w:rPr>
+        <w:t>property</w:t>
+      </w:r>
+      <w:r>
+        <w:rPr>
+          <w:rFonts w:hint="eastAsia"/>
+        </w:rPr>
+        <w:t>放在一起</w:t>
+      </w:r>
+      <w:r>
+        <w:rPr>
+          <w:rFonts w:hint="eastAsia"/>
+        </w:rPr>
+        <w:t>，</w:t>
+      </w:r>
+      <w:r>
+        <w:rPr>
+          <w:rFonts w:hint="eastAsia"/>
+        </w:rPr>
+        <w:t>如</w:t>
+      </w:r>
+      <w:r>
+        <w:rPr>
+          <w:rFonts w:hint="eastAsia"/>
+        </w:rPr>
+        <w:t>：</w:t>
+      </w:r>
+    </w:p>
+    <w:p>
+      <w:r>
+        <w:t>&lt;for list="</w:t>
+      </w:r>
+      <w:r>
+        <w:rPr>
+          <w:rFonts w:hint="eastAsia"/>
+        </w:rPr>
+        <w:t>1,2,3</w:t>
+      </w:r>
+      <w:r>
+        <w:t>" param="</w:t>
+      </w:r>
+      <w:r>
+        <w:rPr>
+          <w:rFonts w:hint="eastAsia"/>
+        </w:rPr>
+        <w:t>num</w:t>
+      </w:r>
+      <w:r>
+        <w:t>" parallel="true"&gt;</w:t>
+      </w:r>
+    </w:p>
+    <w:p>
+      <w:pPr>
+        <w:rPr>
+          <w:rFonts w:hint="eastAsia"/>
+        </w:rPr>
+      </w:pPr>
+      <w:r>
+        <w:t xml:space="preserve">    &lt;sequential&gt;</w:t>
+      </w:r>
+    </w:p>
+    <w:p>
+      <w:pPr>
+        <w:rPr>
+          <w:rFonts w:hint="eastAsia"/>
+        </w:rPr>
+      </w:pPr>
+      <w:r>
+        <w:rPr>
+          <w:rFonts w:hint="eastAsia"/>
+        </w:rPr>
+        <w:t xml:space="preserve">       &lt;local name="</w:t>
+      </w:r>
+      <w:r>
+        <w:rPr>
+          <w:rFonts w:hint="eastAsia"/>
+        </w:rPr>
+        <w:t xml:space="preserve"> </w:t>
+      </w:r>
+      <w:r>
+        <w:rPr>
+          <w:rFonts w:hint="eastAsia"/>
+        </w:rPr>
+        <w:t xml:space="preserve">ct </w:t>
+      </w:r>
+      <w:r>
+        <w:rPr>
+          <w:rFonts w:hint="eastAsia"/>
+        </w:rPr>
+        <w:t>"/&gt;</w:t>
+      </w:r>
+    </w:p>
+    <w:p>
+      <w:pPr>
+        <w:rPr>
+          <w:rFonts w:hint="eastAsia"/>
+        </w:rPr>
+      </w:pPr>
+      <w:r>
+        <w:rPr>
+          <w:rFonts w:hint="eastAsia"/>
+        </w:rPr>
+        <w:t xml:space="preserve">       &lt;</w:t>
+      </w:r>
+      <w:r>
+        <w:rPr>
+          <w:rFonts w:hint="eastAsia"/>
+        </w:rPr>
+        <w:t xml:space="preserve"> </w:t>
+      </w:r>
+      <w:r>
+        <w:rPr>
+          <w:rFonts w:hint="eastAsia"/>
+        </w:rPr>
+        <w:t xml:space="preserve">property </w:t>
+      </w:r>
+      <w:r>
+        <w:rPr>
+          <w:rFonts w:hint="eastAsia"/>
+        </w:rPr>
+        <w:t>name="ct" value="@{num}"/&gt;</w:t>
+      </w:r>
+    </w:p>
+    <w:p>
+      <w:pPr>
+        <w:rPr>
+          <w:rFonts w:hint="eastAsia"/>
+        </w:rPr>
+      </w:pPr>
+      <w:r>
+        <w:rPr>
+          <w:rFonts w:hint="eastAsia"/>
+        </w:rPr>
+        <w:t xml:space="preserve">       &lt;echo message="${ct}"/&gt;</w:t>
+      </w:r>
+    </w:p>
+    <w:p>
+      <w:pPr>
+        <w:rPr>
+          <w:rFonts w:hint="eastAsia"/>
+        </w:rPr>
+      </w:pPr>
+      <w:r>
+        <w:rPr>
+          <w:rFonts w:hint="eastAsia"/>
+        </w:rPr>
+        <w:t xml:space="preserve">    &lt;/</w:t>
+      </w:r>
+      <w:r>
+        <w:t xml:space="preserve"> </w:t>
+      </w:r>
+      <w:r>
+        <w:t>sequential</w:t>
+      </w:r>
+      <w:r>
+        <w:rPr>
+          <w:rFonts w:hint="eastAsia"/>
+        </w:rPr>
+        <w:t>&gt;</w:t>
+      </w:r>
+    </w:p>
+    <w:p>
+      <w:pPr>
+        <w:rPr>
+          <w:rFonts w:hint="eastAsia"/>
+        </w:rPr>
+      </w:pPr>
+      <w:r>
+        <w:rPr>
+          <w:rFonts w:hint="eastAsia"/>
+        </w:rPr>
+        <w:t>&lt;/for&gt;</w:t>
+      </w:r>
+    </w:p>
+    <w:p>
+      <w:pPr>
+        <w:tabs>
+          <w:tab w:val="left" w:pos="4450"/>
+        </w:tabs>
+        <w:rPr>
+          <w:rFonts w:hint="eastAsia"/>
+        </w:rPr>
+      </w:pPr>
+      <w:r>
+        <w:rPr>
+          <w:rFonts w:hint="eastAsia"/>
+        </w:rPr>
+        <w:t>执行结果打印的</w:t>
+      </w:r>
+      <w:r>
+        <w:rPr>
+          <w:rFonts w:hint="eastAsia"/>
+        </w:rPr>
+        <w:t>ct</w:t>
+      </w:r>
+      <w:r>
+        <w:rPr>
+          <w:rFonts w:hint="eastAsia"/>
+        </w:rPr>
+        <w:t>值不会出现</w:t>
+      </w:r>
+      <w:r>
+        <w:rPr>
+          <w:rFonts w:hint="eastAsia"/>
+        </w:rPr>
+        <w:t>重复</w:t>
+      </w:r>
+      <w:r>
+        <w:rPr>
+          <w:rFonts w:hint="eastAsia"/>
+        </w:rPr>
+        <w:t>的情况</w:t>
+      </w:r>
+      <w:r>
+        <w:rPr>
+          <w:rFonts w:hint="eastAsia"/>
+        </w:rPr>
+        <w:t>，只会是</w:t>
+      </w:r>
+      <w:r>
+        <w:rPr>
+          <w:rFonts w:hint="eastAsia"/>
+        </w:rPr>
+        <w:t>123</w:t>
+      </w:r>
+      <w:r>
+        <w:rPr>
+          <w:rFonts w:hint="eastAsia"/>
+        </w:rPr>
+        <w:t>、</w:t>
+      </w:r>
+      <w:r>
+        <w:rPr>
+          <w:rFonts w:hint="eastAsia"/>
+        </w:rPr>
+        <w:t>132</w:t>
+      </w:r>
+      <w:r>
+        <w:rPr>
+          <w:rFonts w:hint="eastAsia"/>
+        </w:rPr>
+        <w:t>、</w:t>
+      </w:r>
+      <w:r>
+        <w:rPr>
+          <w:rFonts w:hint="eastAsia"/>
+        </w:rPr>
+        <w:t>231</w:t>
+      </w:r>
+      <w:r>
+        <w:rPr>
+          <w:rFonts w:hint="eastAsia"/>
+        </w:rPr>
+        <w:t>、</w:t>
+      </w:r>
+      <w:r>
+        <w:rPr>
+          <w:rFonts w:hint="eastAsia"/>
+        </w:rPr>
+        <w:t>213</w:t>
+      </w:r>
+      <w:r>
+        <w:rPr>
+          <w:rFonts w:hint="eastAsia"/>
+        </w:rPr>
+        <w:t>、</w:t>
+      </w:r>
+      <w:r>
+        <w:rPr>
+          <w:rFonts w:hint="eastAsia"/>
+        </w:rPr>
+        <w:t>312</w:t>
+      </w:r>
+      <w:r>
+        <w:rPr>
+          <w:rFonts w:hint="eastAsia"/>
+        </w:rPr>
+        <w:t>、</w:t>
+      </w:r>
+      <w:r>
+        <w:rPr>
+          <w:rFonts w:hint="eastAsia"/>
+        </w:rPr>
+        <w:t>321</w:t>
+      </w:r>
+      <w:r>
+        <w:rPr>
+          <w:rFonts w:hint="eastAsia"/>
+        </w:rPr>
+        <w:t>其中的一种</w:t>
+      </w:r>
+      <w:r>
+        <w:tab/>
       </w:r>
     </w:p>
     <w:sectPr>
@@ -4000,7 +4690,7 @@
         <a:sysClr val="windowText" lastClr="000000"/>
       </a:dk1>
       <a:lt1>
-        <a:sysClr val="window" lastClr="CCE8CF"/>
+        <a:sysClr val="window" lastClr="FFFFFF"/>
       </a:lt1>
       <a:dk2>
         <a:srgbClr val="1F497D"/>

--- a/doc/ci_improve_plan/ant_code_standard.docx
+++ b/doc/ci_improve_plan/ant_code_standard.docx
@@ -1780,7 +1780,33 @@
         <w:rPr>
           <w:color w:val="31849B" w:themeColor="accent5" w:themeShade="BF"/>
         </w:rPr>
-        <w:t xml:space="preserve">      &lt;echo message="${screen_output}"/&gt;</w:t>
+        <w:t xml:space="preserve">      &lt;echo message="${</w:t>
+      </w:r>
+      <w:r>
+        <w:rPr>
+          <w:rFonts w:hint="eastAsia"/>
+          <w:color w:val="31849B" w:themeColor="accent5" w:themeShade="BF"/>
+        </w:rPr>
+        <w:t xml:space="preserve"> </w:t>
+      </w:r>
+      <w:r>
+        <w:rPr>
+          <w:rFonts w:hint="eastAsia"/>
+          <w:color w:val="31849B" w:themeColor="accent5" w:themeShade="BF"/>
+        </w:rPr>
+        <w:t>out</w:t>
+      </w:r>
+      <w:r>
+        <w:rPr>
+          <w:color w:val="31849B" w:themeColor="accent5" w:themeShade="BF"/>
+        </w:rPr>
+        <w:t xml:space="preserve"> </w:t>
+      </w:r>
+      <w:r>
+        <w:rPr>
+          <w:color w:val="31849B" w:themeColor="accent5" w:themeShade="BF"/>
+        </w:rPr>
+        <w:t>}"/&gt;</w:t>
       </w:r>
     </w:p>
     <w:p>
@@ -1971,7 +1997,39 @@
         <w:rPr>
           <w:color w:val="31849B" w:themeColor="accent5" w:themeShade="BF"/>
         </w:rPr>
-        <w:t xml:space="preserve">      &lt;echo message="${screen_output}"/&gt;</w:t>
+        <w:t xml:space="preserve">      &lt;echo messag</w:t>
+      </w:r>
+      <w:r>
+        <w:rPr>
+          <w:color w:val="31849B" w:themeColor="accent5" w:themeShade="BF"/>
+        </w:rPr>
+        <w:t>e="${</w:t>
+      </w:r>
+      <w:r>
+        <w:rPr>
+          <w:rFonts w:hint="eastAsia"/>
+          <w:color w:val="31849B" w:themeColor="accent5" w:themeShade="BF"/>
+        </w:rPr>
+        <w:t xml:space="preserve"> </w:t>
+      </w:r>
+      <w:r>
+        <w:rPr>
+          <w:rFonts w:hint="eastAsia"/>
+          <w:color w:val="31849B" w:themeColor="accent5" w:themeShade="BF"/>
+        </w:rPr>
+        <w:t>out</w:t>
+      </w:r>
+      <w:r>
+        <w:rPr>
+          <w:color w:val="31849B" w:themeColor="accent5" w:themeShade="BF"/>
+        </w:rPr>
+        <w:t xml:space="preserve"> </w:t>
+      </w:r>
+      <w:r>
+        <w:rPr>
+          <w:color w:val="31849B" w:themeColor="accent5" w:themeShade="BF"/>
+        </w:rPr>
+        <w:t>}"/&gt;</w:t>
       </w:r>
     </w:p>
     <w:p>
@@ -2081,7 +2139,6 @@
     <w:p>
       <w:pPr>
         <w:rPr>
-          <w:rFonts w:hint="eastAsia"/>
           <w:color w:val="31849B" w:themeColor="accent5" w:themeShade="BF"/>
         </w:rPr>
       </w:pPr>
@@ -2095,7 +2152,6 @@
     <w:p>
       <w:pPr>
         <w:rPr>
-          <w:rFonts w:hint="eastAsia"/>
           <w:color w:val="31849B" w:themeColor="accent5" w:themeShade="BF"/>
         </w:rPr>
       </w:pPr>
@@ -2103,9 +2159,6 @@
     <w:p>
       <w:pPr>
         <w:pStyle w:val="Heading2"/>
-        <w:rPr>
-          <w:rFonts w:hint="eastAsia"/>
-        </w:rPr>
       </w:pPr>
       <w:r>
         <w:rPr>
@@ -2116,11 +2169,6 @@
       </w:r>
     </w:p>
     <w:p>
-      <w:pPr>
-        <w:rPr>
-          <w:rFonts w:hint="eastAsia"/>
-        </w:rPr>
-      </w:pPr>
       <w:r>
         <w:rPr>
           <w:rFonts w:hint="eastAsia"/>
@@ -2293,21 +2341,11 @@
       </w:r>
     </w:p>
     <w:p>
-      <w:pPr>
-        <w:rPr>
-          <w:rFonts w:hint="eastAsia"/>
-        </w:rPr>
-      </w:pPr>
       <w:r>
         <w:t xml:space="preserve">    &lt;sequential&gt;</w:t>
       </w:r>
     </w:p>
     <w:p>
-      <w:pPr>
-        <w:rPr>
-          <w:rFonts w:hint="eastAsia"/>
-        </w:rPr>
-      </w:pPr>
       <w:r>
         <w:rPr>
           <w:rFonts w:hint="eastAsia"/>
@@ -2322,11 +2360,6 @@
       </w:r>
     </w:p>
     <w:p>
-      <w:pPr>
-        <w:rPr>
-          <w:rFonts w:hint="eastAsia"/>
-        </w:rPr>
-      </w:pPr>
       <w:r>
         <w:rPr>
           <w:rFonts w:hint="eastAsia"/>
@@ -2335,11 +2368,6 @@
       </w:r>
     </w:p>
     <w:p>
-      <w:pPr>
-        <w:rPr>
-          <w:rFonts w:hint="eastAsia"/>
-        </w:rPr>
-      </w:pPr>
       <w:r>
         <w:rPr>
           <w:rFonts w:hint="eastAsia"/>
@@ -2360,11 +2388,6 @@
       </w:r>
     </w:p>
     <w:p>
-      <w:pPr>
-        <w:rPr>
-          <w:rFonts w:hint="eastAsia"/>
-        </w:rPr>
-      </w:pPr>
       <w:r>
         <w:rPr>
           <w:rFonts w:hint="eastAsia"/>
@@ -2373,11 +2396,6 @@
       </w:r>
     </w:p>
     <w:p>
-      <w:pPr>
-        <w:rPr>
-          <w:rFonts w:hint="eastAsia"/>
-        </w:rPr>
-      </w:pPr>
       <w:r>
         <w:rPr>
           <w:rFonts w:hint="eastAsia"/>
@@ -2440,11 +2458,6 @@
       </w:r>
     </w:p>
     <w:p>
-      <w:pPr>
-        <w:rPr>
-          <w:rFonts w:hint="eastAsia"/>
-        </w:rPr>
-      </w:pPr>
       <w:r>
         <w:rPr>
           <w:rFonts w:hint="eastAsia"/>
@@ -2566,21 +2579,11 @@
       </w:r>
     </w:p>
     <w:p>
-      <w:pPr>
-        <w:rPr>
-          <w:rFonts w:hint="eastAsia"/>
-        </w:rPr>
-      </w:pPr>
       <w:r>
         <w:t xml:space="preserve">    &lt;sequential&gt;</w:t>
       </w:r>
     </w:p>
     <w:p>
-      <w:pPr>
-        <w:rPr>
-          <w:rFonts w:hint="eastAsia"/>
-        </w:rPr>
-      </w:pPr>
       <w:r>
         <w:rPr>
           <w:rFonts w:hint="eastAsia"/>
@@ -2607,11 +2610,6 @@
       </w:r>
     </w:p>
     <w:p>
-      <w:pPr>
-        <w:rPr>
-          <w:rFonts w:hint="eastAsia"/>
-        </w:rPr>
-      </w:pPr>
       <w:r>
         <w:rPr>
           <w:rFonts w:hint="eastAsia"/>
@@ -2638,11 +2636,6 @@
       </w:r>
     </w:p>
     <w:p>
-      <w:pPr>
-        <w:rPr>
-          <w:rFonts w:hint="eastAsia"/>
-        </w:rPr>
-      </w:pPr>
       <w:r>
         <w:rPr>
           <w:rFonts w:hint="eastAsia"/>
@@ -2651,11 +2644,6 @@
       </w:r>
     </w:p>
     <w:p>
-      <w:pPr>
-        <w:rPr>
-          <w:rFonts w:hint="eastAsia"/>
-        </w:rPr>
-      </w:pPr>
       <w:r>
         <w:rPr>
           <w:rFonts w:hint="eastAsia"/>
@@ -2676,11 +2664,6 @@
       </w:r>
     </w:p>
     <w:p>
-      <w:pPr>
-        <w:rPr>
-          <w:rFonts w:hint="eastAsia"/>
-        </w:rPr>
-      </w:pPr>
       <w:r>
         <w:rPr>
           <w:rFonts w:hint="eastAsia"/>
@@ -2693,9 +2676,6 @@
         <w:tabs>
           <w:tab w:val="left" w:pos="4450"/>
         </w:tabs>
-        <w:rPr>
-          <w:rFonts w:hint="eastAsia"/>
-        </w:rPr>
       </w:pPr>
       <w:r>
         <w:rPr>
@@ -4690,7 +4670,7 @@
         <a:sysClr val="windowText" lastClr="000000"/>
       </a:dk1>
       <a:lt1>
-        <a:sysClr val="window" lastClr="FFFFFF"/>
+        <a:sysClr val="window" lastClr="CCE8CF"/>
       </a:lt1>
       <a:dk2>
         <a:srgbClr val="1F497D"/>
